--- a/表1硬件环境配置表.docx
+++ b/表1硬件环境配置表.docx
@@ -52,7 +52,7 @@
         </w:tc>
         <w:tc>
           <w:tcPr>
-            <w:tcW w:type="dxa" w:w="1984"/>
+            <w:tcW w:type="dxa" w:w="1814"/>
           </w:tcPr>
           <w:p>
             <w:pPr>
@@ -71,7 +71,7 @@
         </w:tc>
         <w:tc>
           <w:tcPr>
-            <w:tcW w:type="dxa" w:w="4819"/>
+            <w:tcW w:type="dxa" w:w="4535"/>
           </w:tcPr>
           <w:p>
             <w:pPr>
@@ -109,7 +109,7 @@
         </w:tc>
         <w:tc>
           <w:tcPr>
-            <w:tcW w:type="dxa" w:w="2268"/>
+            <w:tcW w:type="dxa" w:w="2438"/>
           </w:tcPr>
           <w:p>
             <w:pPr>
@@ -149,7 +149,7 @@
         </w:tc>
         <w:tc>
           <w:tcPr>
-            <w:tcW w:type="dxa" w:w="1984"/>
+            <w:tcW w:type="dxa" w:w="1814"/>
           </w:tcPr>
           <w:p>
             <w:pPr>
@@ -162,18 +162,17 @@
                 <w:b w:val="0"/>
                 <w:sz w:val="21"/>
               </w:rPr>
-              <w:t>应用服务器（ManBing-app）</w:t>
+              <w:t>应用服务器</w:t>
+              <w:br/>
+              <w:t>（内网 / ManBing-app）</w:t>
             </w:r>
           </w:p>
         </w:tc>
         <w:tc>
           <w:tcPr>
-            <w:tcW w:type="dxa" w:w="4819"/>
+            <w:tcW w:type="dxa" w:w="4535"/>
           </w:tcPr>
           <w:p>
-            <w:pPr>
-              <w:jc w:val="left"/>
-            </w:pPr>
             <w:r/>
             <w:r>
               <w:rPr>
@@ -214,12 +213,9 @@
         </w:tc>
         <w:tc>
           <w:tcPr>
-            <w:tcW w:type="dxa" w:w="2268"/>
+            <w:tcW w:type="dxa" w:w="2438"/>
           </w:tcPr>
           <w:p>
-            <w:pPr>
-              <w:jc w:val="left"/>
-            </w:pPr>
             <w:r/>
             <w:r>
               <w:rPr>
@@ -227,7 +223,7 @@
                 <w:b w:val="0"/>
                 <w:sz w:val="21"/>
               </w:rPr>
-              <w:t>虚拟机部署于VMware平台；计算机全名：ManBing-app.hnzyfy.com；域：hnzyfy.com</w:t>
+              <w:t>部署于医院内网；VMware虚拟机；部署Tomcat应用与MariaDB数据库；计算机全名：ManBing-app.hnzyfy.com；域：hnzyfy.com</w:t>
             </w:r>
           </w:p>
         </w:tc>
@@ -254,7 +250,7 @@
         </w:tc>
         <w:tc>
           <w:tcPr>
-            <w:tcW w:type="dxa" w:w="1984"/>
+            <w:tcW w:type="dxa" w:w="1814"/>
           </w:tcPr>
           <w:p>
             <w:pPr>
@@ -267,18 +263,17 @@
                 <w:b w:val="0"/>
                 <w:sz w:val="21"/>
               </w:rPr>
-              <w:t>应用服务器（ManBing-app-w）</w:t>
+              <w:t>前置机</w:t>
+              <w:br/>
+              <w:t>（DMZ区）</w:t>
             </w:r>
           </w:p>
         </w:tc>
         <w:tc>
           <w:tcPr>
-            <w:tcW w:type="dxa" w:w="4819"/>
+            <w:tcW w:type="dxa" w:w="4535"/>
           </w:tcPr>
           <w:p>
-            <w:pPr>
-              <w:jc w:val="left"/>
-            </w:pPr>
             <w:r/>
             <w:r>
               <w:rPr>
@@ -286,13 +281,13 @@
                 <w:b w:val="0"/>
                 <w:sz w:val="21"/>
               </w:rPr>
-              <w:t>（1）设备配置4颗处理器，2.0GHz主频（Intel Xeon Gold 6330）；</w:t>
+              <w:t>（1）设备配置4颗处理器，2.10GHz主频（Intel Xeon Gold 5318Y）；</w:t>
               <w:br/>
-              <w:t>（2）内存配置16GB；</w:t>
+              <w:t>（2）内存配置8GB；</w:t>
               <w:br/>
-              <w:t>（3）硬盘配置2块VMware虚拟SCSI硬盘；</w:t>
+              <w:t>（3）存储配置500GB；</w:t>
               <w:br/>
-              <w:t>（4）网络接口配置1块vmxnet3以太网适配器（VMware虚拟万兆网卡）；</w:t>
+              <w:t>（4）网络接口配置于DMZ区（VMware虚拟网卡）；</w:t>
               <w:br/>
               <w:t>（5）Microsoft Windows Server 2019 Standard操作系统（64位）；</w:t>
             </w:r>
@@ -319,12 +314,9 @@
         </w:tc>
         <w:tc>
           <w:tcPr>
-            <w:tcW w:type="dxa" w:w="2268"/>
+            <w:tcW w:type="dxa" w:w="2438"/>
           </w:tcPr>
           <w:p>
-            <w:pPr>
-              <w:jc w:val="left"/>
-            </w:pPr>
             <w:r/>
             <w:r>
               <w:rPr>
@@ -332,7 +324,7 @@
                 <w:b w:val="0"/>
                 <w:sz w:val="21"/>
               </w:rPr>
-              <w:t>虚拟机部署于VMware平台；计算机名：ManBing-app-w；工作组：WORKGROUP</w:t>
+              <w:t>部署于DMZ区；VMware虚拟机；部署Nginx、微信接口程序、短信接口程序；对外提供手机端H5访问入口</w:t>
             </w:r>
           </w:p>
         </w:tc>
